--- a/HRCP-KKU-Academic/src/main/resources/templates/docx/Phase2/p2doc_4.docx
+++ b/HRCP-KKU-Academic/src/main/resources/templates/docx/Phase2/p2doc_4.docx
@@ -16,7 +16,7 @@
           <w:rFonts w:ascii="TH Sarabun New" w:hAnsi="TH Sarabun New" w:cs="TH Sarabun New"/>
           <w:noProof/>
         </w:rPr>
-        <w:pict w14:anchorId="13D26FD6">
+        <w:pict w14:anchorId="514749DD">
           <v:shapetype id="_x0000_t75" coordsize="21600,21600" o:spt="75" o:preferrelative="t" path="m@4@5l@4@11@9@11@9@5xe" filled="f" stroked="f">
             <v:stroke joinstyle="miter"/>
             <v:formulas>
@@ -1364,7 +1364,7 @@
         <w:pStyle w:val="BodyText"/>
         <w:jc w:val="thaiDistribute"/>
         <w:rPr>
-          <w:rFonts w:ascii="TH Sarabun New" w:hAnsi="TH Sarabun New" w:cs="TH Sarabun New" w:hint="cs"/>
+          <w:rFonts w:ascii="TH Sarabun New" w:hAnsi="TH Sarabun New" w:cs="TH Sarabun New"/>
         </w:rPr>
       </w:pPr>
     </w:p>
@@ -1936,7 +1936,9 @@
   </w:style>
   <w:style w:type="character" w:default="1" w:styleId="DefaultParagraphFont">
     <w:name w:val="Default Paragraph Font"/>
+    <w:uiPriority w:val="1"/>
     <w:semiHidden/>
+    <w:unhideWhenUsed/>
   </w:style>
   <w:style w:type="table" w:default="1" w:styleId="TableNormal">
     <w:name w:val="Normal Table"/>

--- a/HRCP-KKU-Academic/src/main/resources/templates/docx/Phase2/p2doc_4.docx
+++ b/HRCP-KKU-Academic/src/main/resources/templates/docx/Phase2/p2doc_4.docx
@@ -4,7 +4,7 @@
   <w:body>
     <w:p>
       <w:pPr>
-        <w:jc w:val="thaiDistribute"/>
+        <w:jc w:val="center"/>
         <w:rPr>
           <w:rFonts w:ascii="TH Sarabun New" w:hAnsi="TH Sarabun New" w:cs="TH Sarabun New"/>
           <w:sz w:val="48"/>
@@ -16,7 +16,7 @@
           <w:rFonts w:ascii="TH Sarabun New" w:hAnsi="TH Sarabun New" w:cs="TH Sarabun New"/>
           <w:noProof/>
         </w:rPr>
-        <w:pict w14:anchorId="514749DD">
+        <w:pict w14:anchorId="14A834E3">
           <v:shapetype id="_x0000_t75" coordsize="21600,21600" o:spt="75" o:preferrelative="t" path="m@4@5l@4@11@9@11@9@5xe" filled="f" stroked="f">
             <v:stroke joinstyle="miter"/>
             <v:formulas>
@@ -36,65 +36,11 @@
             <v:path o:extrusionok="f" gradientshapeok="t" o:connecttype="rect"/>
             <o:lock v:ext="edit" aspectratio="t"/>
           </v:shapetype>
-          <v:shape id="Picture 26" o:spid="_x0000_s1026" type="#_x0000_t75" alt="logo_big" style="position:absolute;left:0;text-align:left;margin-left:-3.2pt;margin-top:-41.5pt;width:40.85pt;height:71.3pt;z-index:1;visibility:visible;mso-wrap-edited:f;mso-width-percent:0;mso-height-percent:0;mso-width-percent:0;mso-height-percent:0">
+          <v:shape id="Picture 26" o:spid="_x0000_s1026" type="#_x0000_t75" alt="logo_big" style="position:absolute;left:0;text-align:left;margin-left:-3pt;margin-top:-41.7pt;width:40.85pt;height:71.3pt;z-index:1;visibility:visible;mso-wrap-edited:f;mso-width-percent:0;mso-height-percent:0;mso-width-percent:0;mso-height-percent:0">
             <v:imagedata r:id="rId7" o:title="logo_big"/>
+            <w10:wrap type="square"/>
           </v:shape>
         </w:pict>
-      </w:r>
-      <w:r>
-        <w:rPr>
-          <w:rFonts w:ascii="TH Sarabun New" w:hAnsi="TH Sarabun New" w:cs="TH Sarabun New"/>
-          <w:sz w:val="32"/>
-          <w:szCs w:val="32"/>
-        </w:rPr>
-        <w:t xml:space="preserve">        </w:t>
-      </w:r>
-      <w:r>
-        <w:rPr>
-          <w:rFonts w:ascii="TH Sarabun New" w:hAnsi="TH Sarabun New" w:cs="TH Sarabun New"/>
-          <w:sz w:val="32"/>
-          <w:szCs w:val="32"/>
-        </w:rPr>
-        <w:tab/>
-      </w:r>
-      <w:r>
-        <w:rPr>
-          <w:rFonts w:ascii="TH Sarabun New" w:hAnsi="TH Sarabun New" w:cs="TH Sarabun New"/>
-          <w:sz w:val="48"/>
-          <w:szCs w:val="48"/>
-        </w:rPr>
-        <w:t xml:space="preserve">   </w:t>
-      </w:r>
-      <w:r>
-        <w:rPr>
-          <w:rFonts w:ascii="TH Sarabun New" w:hAnsi="TH Sarabun New" w:cs="TH Sarabun New"/>
-          <w:b/>
-          <w:bCs/>
-          <w:sz w:val="48"/>
-          <w:szCs w:val="48"/>
-        </w:rPr>
-        <w:t xml:space="preserve">              </w:t>
-      </w:r>
-      <w:r>
-        <w:rPr>
-          <w:rFonts w:ascii="TH Sarabun New" w:hAnsi="TH Sarabun New" w:cs="TH Sarabun New"/>
-          <w:b/>
-          <w:bCs/>
-          <w:sz w:val="48"/>
-          <w:szCs w:val="48"/>
-          <w:cs/>
-        </w:rPr>
-        <w:t xml:space="preserve">     </w:t>
-      </w:r>
-      <w:r>
-        <w:rPr>
-          <w:rFonts w:ascii="TH Sarabun New" w:hAnsi="TH Sarabun New" w:cs="TH Sarabun New"/>
-          <w:b/>
-          <w:bCs/>
-          <w:sz w:val="48"/>
-          <w:szCs w:val="48"/>
-        </w:rPr>
-        <w:t xml:space="preserve"> </w:t>
       </w:r>
       <w:r>
         <w:rPr>
@@ -922,6 +868,44 @@
       <w:pPr>
         <w:pStyle w:val="BodyText"/>
         <w:ind w:left="1275"/>
+        <w:rPr>
+          <w:rFonts w:ascii="TH Sarabun New" w:hAnsi="TH Sarabun New" w:cs="TH Sarabun New"/>
+        </w:rPr>
+      </w:pPr>
+      <w:r>
+        <w:rPr>
+          <w:rFonts w:ascii="TH Sarabun New" w:hAnsi="TH Sarabun New" w:cs="TH Sarabun New"/>
+        </w:rPr>
+        <w:t>{{index</w:t>
+      </w:r>
+      <w:r>
+        <w:rPr>
+          <w:rFonts w:ascii="TH Sarabun New" w:hAnsi="TH Sarabun New" w:cs="TH Sarabun New"/>
+        </w:rPr>
+        <w:t>1</w:t>
+      </w:r>
+      <w:r>
+        <w:rPr>
+          <w:rFonts w:ascii="TH Sarabun New" w:hAnsi="TH Sarabun New" w:cs="TH Sarabun New"/>
+        </w:rPr>
+        <w:t>}}{{research_title</w:t>
+      </w:r>
+      <w:r>
+        <w:rPr>
+          <w:rFonts w:ascii="TH Sarabun New" w:hAnsi="TH Sarabun New" w:cs="TH Sarabun New"/>
+        </w:rPr>
+        <w:t>1</w:t>
+      </w:r>
+      <w:r>
+        <w:rPr>
+          <w:rFonts w:ascii="TH Sarabun New" w:hAnsi="TH Sarabun New" w:cs="TH Sarabun New"/>
+        </w:rPr>
+        <w:t>}}</w:t>
+      </w:r>
+    </w:p>
+    <w:p>
+      <w:pPr>
+        <w:pStyle w:val="BodyText"/>
         <w:jc w:val="thaiDistribute"/>
         <w:rPr>
           <w:rFonts w:ascii="TH Sarabun New" w:hAnsi="TH Sarabun New" w:cs="TH Sarabun New"/>
@@ -930,22 +914,6 @@
       <w:r>
         <w:rPr>
           <w:rFonts w:ascii="TH Sarabun New" w:hAnsi="TH Sarabun New" w:cs="TH Sarabun New"/>
-        </w:rPr>
-        <w:t>{{?academic_paper_list}}{{index}}. {{paper_title}} {{/academic_paper_list}}</w:t>
-      </w:r>
-    </w:p>
-    <w:p>
-      <w:pPr>
-        <w:pStyle w:val="BodyText"/>
-        <w:ind w:left="1275"/>
-        <w:jc w:val="thaiDistribute"/>
-        <w:rPr>
-          <w:rFonts w:ascii="TH Sarabun New" w:hAnsi="TH Sarabun New" w:cs="TH Sarabun New"/>
-        </w:rPr>
-      </w:pPr>
-      <w:r>
-        <w:rPr>
-          <w:rFonts w:ascii="TH Sarabun New" w:hAnsi="TH Sarabun New" w:cs="TH Sarabun New"/>
           <w:cs/>
         </w:rPr>
         <w:t xml:space="preserve">โดยข้าพเจ้าได้ทำการศึกษาวิจัยเพิ่มเติมในลักษณะดังนี้ </w:t>
@@ -969,32 +937,6 @@
         </w:rPr>
         <w:t>)</w:t>
       </w:r>
-    </w:p>
-    <w:p>
-      <w:pPr>
-        <w:pStyle w:val="BodyText"/>
-        <w:ind w:left="1275"/>
-        <w:jc w:val="thaiDistribute"/>
-        <w:rPr>
-          <w:rFonts w:ascii="TH Sarabun New" w:hAnsi="TH Sarabun New" w:cs="TH Sarabun New"/>
-        </w:rPr>
-      </w:pPr>
-      <w:r>
-        <w:rPr>
-          <w:rFonts w:ascii="TH Sarabun New" w:hAnsi="TH Sarabun New" w:cs="TH Sarabun New"/>
-        </w:rPr>
-        <w:t>{{academic_paper_additional_detail}}</w:t>
-      </w:r>
-    </w:p>
-    <w:p>
-      <w:pPr>
-        <w:pStyle w:val="BodyText"/>
-        <w:ind w:left="360"/>
-        <w:jc w:val="thaiDistribute"/>
-        <w:rPr>
-          <w:rFonts w:ascii="TH Sarabun New" w:hAnsi="TH Sarabun New" w:cs="TH Sarabun New"/>
-        </w:rPr>
-      </w:pPr>
     </w:p>
     <w:p>
       <w:pPr>
@@ -1142,7 +1084,13 @@
         <w:rPr>
           <w:rFonts w:ascii="TH Sarabun New" w:hAnsi="TH Sarabun New" w:cs="TH Sarabun New"/>
         </w:rPr>
-        <w:t>{{?research_list}}{{index}}. {{research_title}}{{/research_list}}</w:t>
+        <w:t>{{index}}{{research_title}</w:t>
+      </w:r>
+      <w:r>
+        <w:rPr>
+          <w:rFonts w:ascii="TH Sarabun New" w:hAnsi="TH Sarabun New" w:cs="TH Sarabun New"/>
+        </w:rPr>
+        <w:t>}</w:t>
       </w:r>
     </w:p>
     <w:p>
@@ -1206,9 +1154,10 @@
     <w:p>
       <w:pPr>
         <w:pStyle w:val="BodyText"/>
-        <w:jc w:val="center"/>
-        <w:rPr>
-          <w:rFonts w:ascii="TH Sarabun New" w:hAnsi="TH Sarabun New" w:cs="TH Sarabun New"/>
+        <w:ind w:left="360" w:firstLine="360"/>
+        <w:jc w:val="thaiDistribute"/>
+        <w:rPr>
+          <w:rFonts w:ascii="TH Sarabun New" w:hAnsi="TH Sarabun New" w:cs="TH Sarabun New" w:hint="cs"/>
         </w:rPr>
       </w:pPr>
     </w:p>
@@ -1292,7 +1241,6 @@
         <w:rPr>
           <w:rFonts w:ascii="TH Sarabun New" w:hAnsi="TH Sarabun New" w:cs="TH Sarabun New"/>
         </w:rPr>
-        <w:lastRenderedPageBreak/>
         <w:t>(</w:t>
       </w:r>
       <w:r>
@@ -1327,7 +1275,7 @@
         <w:pStyle w:val="BodyText"/>
         <w:jc w:val="center"/>
         <w:rPr>
-          <w:rFonts w:ascii="TH Sarabun New" w:hAnsi="TH Sarabun New" w:cs="TH Sarabun New"/>
+          <w:rFonts w:ascii="TH Sarabun New" w:hAnsi="TH Sarabun New" w:cs="TH Sarabun New" w:hint="cs"/>
         </w:rPr>
       </w:pPr>
       <w:r>
@@ -1348,25 +1296,6 @@
         </w:rPr>
         <w:t>)</w:t>
       </w:r>
-    </w:p>
-    <w:p>
-      <w:pPr>
-        <w:pStyle w:val="BodyText"/>
-        <w:ind w:left="3600" w:firstLine="720"/>
-        <w:jc w:val="thaiDistribute"/>
-        <w:rPr>
-          <w:rFonts w:ascii="TH Sarabun New" w:hAnsi="TH Sarabun New" w:cs="TH Sarabun New"/>
-        </w:rPr>
-      </w:pPr>
-    </w:p>
-    <w:p>
-      <w:pPr>
-        <w:pStyle w:val="BodyText"/>
-        <w:jc w:val="thaiDistribute"/>
-        <w:rPr>
-          <w:rFonts w:ascii="TH Sarabun New" w:hAnsi="TH Sarabun New" w:cs="TH Sarabun New"/>
-        </w:rPr>
-      </w:pPr>
     </w:p>
     <w:sectPr>
       <w:pgSz w:w="11906" w:h="16838"/>
@@ -1937,7 +1866,6 @@
   <w:style w:type="character" w:default="1" w:styleId="DefaultParagraphFont">
     <w:name w:val="Default Paragraph Font"/>
     <w:uiPriority w:val="1"/>
-    <w:semiHidden/>
     <w:unhideWhenUsed/>
   </w:style>
   <w:style w:type="table" w:default="1" w:styleId="TableNormal">

--- a/HRCP-KKU-Academic/src/main/resources/templates/docx/Phase2/p2doc_4.docx
+++ b/HRCP-KKU-Academic/src/main/resources/templates/docx/Phase2/p2doc_4.docx
@@ -16,7 +16,7 @@
           <w:rFonts w:ascii="TH Sarabun New" w:hAnsi="TH Sarabun New" w:cs="TH Sarabun New"/>
           <w:noProof/>
         </w:rPr>
-        <w:pict w14:anchorId="14A834E3">
+        <w:pict w14:anchorId="4A9D8BE6">
           <v:shapetype id="_x0000_t75" coordsize="21600,21600" o:spt="75" o:preferrelative="t" path="m@4@5l@4@11@9@11@9@5xe" filled="f" stroked="f">
             <v:stroke joinstyle="miter"/>
             <v:formulas>
@@ -794,7 +794,6 @@
       <w:pPr>
         <w:pStyle w:val="BodyText"/>
         <w:ind w:left="360"/>
-        <w:jc w:val="thaiDistribute"/>
         <w:rPr>
           <w:rFonts w:ascii="TH Sarabun New" w:hAnsi="TH Sarabun New" w:cs="TH Sarabun New"/>
         </w:rPr>
@@ -861,13 +860,20 @@
           <w:rFonts w:ascii="TH Sarabun New" w:hAnsi="TH Sarabun New" w:cs="TH Sarabun New"/>
           <w:cs/>
         </w:rPr>
-        <w:t>เรื่อง  คือ</w:t>
+        <w:t xml:space="preserve">เรื่อง </w:t>
+      </w:r>
+      <w:r>
+        <w:rPr>
+          <w:rFonts w:ascii="TH Sarabun New" w:hAnsi="TH Sarabun New" w:cs="TH Sarabun New" w:hint="cs"/>
+          <w:cs/>
+        </w:rPr>
+        <w:t>คือ</w:t>
       </w:r>
     </w:p>
     <w:p>
       <w:pPr>
         <w:pStyle w:val="BodyText"/>
-        <w:ind w:left="1275"/>
+        <w:ind w:left="360"/>
         <w:rPr>
           <w:rFonts w:ascii="TH Sarabun New" w:hAnsi="TH Sarabun New" w:cs="TH Sarabun New"/>
         </w:rPr>
@@ -1074,7 +1080,7 @@
     <w:p>
       <w:pPr>
         <w:pStyle w:val="BodyText"/>
-        <w:ind w:left="915"/>
+        <w:ind w:left="360"/>
         <w:jc w:val="thaiDistribute"/>
         <w:rPr>
           <w:rFonts w:ascii="TH Sarabun New" w:hAnsi="TH Sarabun New" w:cs="TH Sarabun New"/>

--- a/HRCP-KKU-Academic/src/main/resources/templates/docx/Phase2/p2doc_4.docx
+++ b/HRCP-KKU-Academic/src/main/resources/templates/docx/Phase2/p2doc_4.docx
@@ -291,7 +291,7 @@
     </w:p>
     <w:p>
       <w:pPr>
-        <w:pStyle w:val="Heading1"/>
+        <w:pStyle w:val="1"/>
         <w:jc w:val="thaiDistribute"/>
         <w:rPr>
           <w:rFonts w:ascii="TH Sarabun New" w:hAnsi="TH Sarabun New" w:cs="TH Sarabun New"/>
@@ -339,7 +339,7 @@
     </w:p>
     <w:p>
       <w:pPr>
-        <w:pStyle w:val="Heading1"/>
+        <w:pStyle w:val="1"/>
         <w:jc w:val="thaiDistribute"/>
         <w:rPr>
           <w:rFonts w:ascii="TH Sarabun New" w:eastAsia="Cordia New" w:hAnsi="TH Sarabun New" w:cs="TH Sarabun New"/>
@@ -381,7 +381,7 @@
     </w:p>
     <w:p>
       <w:pPr>
-        <w:pStyle w:val="Heading1"/>
+        <w:pStyle w:val="1"/>
         <w:jc w:val="thaiDistribute"/>
         <w:rPr>
           <w:rFonts w:ascii="TH Sarabun New" w:hAnsi="TH Sarabun New" w:cs="TH Sarabun New"/>
@@ -471,7 +471,7 @@
     </w:p>
     <w:p>
       <w:pPr>
-        <w:pStyle w:val="Heading1"/>
+        <w:pStyle w:val="1"/>
         <w:jc w:val="thaiDistribute"/>
         <w:rPr>
           <w:rFonts w:ascii="TH Sarabun New" w:eastAsia="Cordia New" w:hAnsi="TH Sarabun New" w:cs="TH Sarabun New"/>
@@ -717,7 +717,7 @@
     </w:p>
     <w:p>
       <w:pPr>
-        <w:pStyle w:val="BodyText"/>
+        <w:pStyle w:val="a3"/>
         <w:jc w:val="thaiDistribute"/>
         <w:rPr>
           <w:rFonts w:ascii="TH Sarabun New" w:hAnsi="TH Sarabun New" w:cs="TH Sarabun New"/>
@@ -733,7 +733,7 @@
     </w:p>
     <w:p>
       <w:pPr>
-        <w:pStyle w:val="BodyText"/>
+        <w:pStyle w:val="a3"/>
         <w:numPr>
           <w:ilvl w:val="0"/>
           <w:numId w:val="1"/>
@@ -757,7 +757,7 @@
     </w:p>
     <w:p>
       <w:pPr>
-        <w:pStyle w:val="BodyText"/>
+        <w:pStyle w:val="a3"/>
         <w:ind w:left="360"/>
         <w:jc w:val="thaiDistribute"/>
         <w:rPr>
@@ -792,7 +792,7 @@
     </w:p>
     <w:p>
       <w:pPr>
-        <w:pStyle w:val="BodyText"/>
+        <w:pStyle w:val="a3"/>
         <w:ind w:left="360"/>
         <w:rPr>
           <w:rFonts w:ascii="TH Sarabun New" w:hAnsi="TH Sarabun New" w:cs="TH Sarabun New"/>
@@ -872,7 +872,7 @@
     </w:p>
     <w:p>
       <w:pPr>
-        <w:pStyle w:val="BodyText"/>
+        <w:pStyle w:val="a3"/>
         <w:ind w:left="360"/>
         <w:rPr>
           <w:rFonts w:ascii="TH Sarabun New" w:hAnsi="TH Sarabun New" w:cs="TH Sarabun New"/>
@@ -911,7 +911,7 @@
     </w:p>
     <w:p>
       <w:pPr>
-        <w:pStyle w:val="BodyText"/>
+        <w:pStyle w:val="a3"/>
         <w:jc w:val="thaiDistribute"/>
         <w:rPr>
           <w:rFonts w:ascii="TH Sarabun New" w:hAnsi="TH Sarabun New" w:cs="TH Sarabun New"/>
@@ -946,7 +946,35 @@
     </w:p>
     <w:p>
       <w:pPr>
-        <w:pStyle w:val="BodyText"/>
+        <w:pStyle w:val="a3"/>
+        <w:jc w:val="thaiDistribute"/>
+        <w:rPr>
+          <w:rFonts w:ascii="TH Sarabun New" w:hAnsi="TH Sarabun New" w:cs="TH Sarabun New"/>
+        </w:rPr>
+      </w:pPr>
+      <w:r>
+        <w:rPr>
+          <w:rFonts w:ascii="TH Sarabun New" w:hAnsi="TH Sarabun New" w:cs="TH Sarabun New"/>
+        </w:rPr>
+        <w:tab/>
+        <w:t>{{</w:t>
+      </w:r>
+      <w:r>
+        <w:rPr>
+          <w:rFonts w:ascii="TH Sarabun New" w:hAnsi="TH Sarabun New" w:cs="TH Sarabun New"/>
+        </w:rPr>
+        <w:t>academic_paper_additional_detail</w:t>
+      </w:r>
+      <w:r>
+        <w:rPr>
+          <w:rFonts w:ascii="TH Sarabun New" w:hAnsi="TH Sarabun New" w:cs="TH Sarabun New"/>
+        </w:rPr>
+        <w:t>}}</w:t>
+      </w:r>
+    </w:p>
+    <w:p>
+      <w:pPr>
+        <w:pStyle w:val="a3"/>
         <w:numPr>
           <w:ilvl w:val="0"/>
           <w:numId w:val="1"/>
@@ -970,7 +998,7 @@
     </w:p>
     <w:p>
       <w:pPr>
-        <w:pStyle w:val="BodyText"/>
+        <w:pStyle w:val="a3"/>
         <w:ind w:left="360"/>
         <w:jc w:val="thaiDistribute"/>
         <w:rPr>
@@ -1005,7 +1033,7 @@
     </w:p>
     <w:p>
       <w:pPr>
-        <w:pStyle w:val="BodyText"/>
+        <w:pStyle w:val="a3"/>
         <w:ind w:left="360"/>
         <w:jc w:val="thaiDistribute"/>
         <w:rPr>
@@ -1079,7 +1107,7 @@
     </w:p>
     <w:p>
       <w:pPr>
-        <w:pStyle w:val="BodyText"/>
+        <w:pStyle w:val="a3"/>
         <w:ind w:left="360"/>
         <w:jc w:val="thaiDistribute"/>
         <w:rPr>
@@ -1101,7 +1129,7 @@
     </w:p>
     <w:p>
       <w:pPr>
-        <w:pStyle w:val="BodyText"/>
+        <w:pStyle w:val="a3"/>
         <w:jc w:val="thaiDistribute"/>
         <w:rPr>
           <w:rFonts w:ascii="TH Sarabun New" w:hAnsi="TH Sarabun New" w:cs="TH Sarabun New"/>
@@ -1136,7 +1164,35 @@
     </w:p>
     <w:p>
       <w:pPr>
-        <w:pStyle w:val="BodyText"/>
+        <w:pStyle w:val="a3"/>
+        <w:jc w:val="thaiDistribute"/>
+        <w:rPr>
+          <w:rFonts w:ascii="TH Sarabun New" w:hAnsi="TH Sarabun New" w:cs="TH Sarabun New"/>
+        </w:rPr>
+      </w:pPr>
+      <w:r>
+        <w:rPr>
+          <w:rFonts w:ascii="TH Sarabun New" w:hAnsi="TH Sarabun New" w:cs="TH Sarabun New"/>
+        </w:rPr>
+        <w:tab/>
+        <w:t>{{</w:t>
+      </w:r>
+      <w:r>
+        <w:rPr>
+          <w:rFonts w:ascii="TH Sarabun New" w:hAnsi="TH Sarabun New" w:cs="TH Sarabun New"/>
+        </w:rPr>
+        <w:t>research_additional_detail</w:t>
+      </w:r>
+      <w:r>
+        <w:rPr>
+          <w:rFonts w:ascii="TH Sarabun New" w:hAnsi="TH Sarabun New" w:cs="TH Sarabun New"/>
+        </w:rPr>
+        <w:t>}}</w:t>
+      </w:r>
+    </w:p>
+    <w:p>
+      <w:pPr>
+        <w:pStyle w:val="a3"/>
         <w:ind w:left="360" w:firstLine="360"/>
         <w:jc w:val="thaiDistribute"/>
         <w:rPr>
@@ -1159,17 +1215,17 @@
     </w:p>
     <w:p>
       <w:pPr>
-        <w:pStyle w:val="BodyText"/>
+        <w:pStyle w:val="a3"/>
         <w:ind w:left="360" w:firstLine="360"/>
         <w:jc w:val="thaiDistribute"/>
         <w:rPr>
-          <w:rFonts w:ascii="TH Sarabun New" w:hAnsi="TH Sarabun New" w:cs="TH Sarabun New" w:hint="cs"/>
-        </w:rPr>
-      </w:pPr>
-    </w:p>
-    <w:p>
-      <w:pPr>
-        <w:pStyle w:val="BodyText"/>
+          <w:rFonts w:ascii="TH Sarabun New" w:hAnsi="TH Sarabun New" w:cs="TH Sarabun New"/>
+        </w:rPr>
+      </w:pPr>
+    </w:p>
+    <w:p>
+      <w:pPr>
+        <w:pStyle w:val="a3"/>
         <w:jc w:val="center"/>
         <w:rPr>
           <w:rFonts w:ascii="TH Sarabun New" w:hAnsi="TH Sarabun New" w:cs="TH Sarabun New"/>
@@ -1210,7 +1266,7 @@
     </w:p>
     <w:p>
       <w:pPr>
-        <w:pStyle w:val="BodyText"/>
+        <w:pStyle w:val="a3"/>
         <w:jc w:val="center"/>
         <w:rPr>
           <w:rFonts w:ascii="TH Sarabun New" w:hAnsi="TH Sarabun New" w:cs="TH Sarabun New"/>
@@ -1237,7 +1293,7 @@
     </w:p>
     <w:p>
       <w:pPr>
-        <w:pStyle w:val="BodyText"/>
+        <w:pStyle w:val="a3"/>
         <w:jc w:val="center"/>
         <w:rPr>
           <w:rFonts w:ascii="TH Sarabun New" w:hAnsi="TH Sarabun New" w:cs="TH Sarabun New"/>
@@ -1278,23 +1334,36 @@
     </w:p>
     <w:p>
       <w:pPr>
-        <w:pStyle w:val="BodyText"/>
+        <w:pStyle w:val="a3"/>
         <w:jc w:val="center"/>
         <w:rPr>
-          <w:rFonts w:ascii="TH Sarabun New" w:hAnsi="TH Sarabun New" w:cs="TH Sarabun New" w:hint="cs"/>
-        </w:rPr>
-      </w:pPr>
-      <w:r>
-        <w:rPr>
-          <w:rFonts w:ascii="TH Sarabun New" w:hAnsi="TH Sarabun New" w:cs="TH Sarabun New"/>
-        </w:rPr>
+          <w:rFonts w:ascii="TH Sarabun New" w:hAnsi="TH Sarabun New" w:cs="TH Sarabun New"/>
+        </w:rPr>
+      </w:pPr>
+      <w:r>
+        <w:rPr>
+          <w:rFonts w:ascii="TH Sarabun New" w:hAnsi="TH Sarabun New" w:cs="TH Sarabun New"/>
+        </w:rPr>
+        <w:lastRenderedPageBreak/>
         <w:t>(</w:t>
       </w:r>
       <w:r>
         <w:rPr>
           <w:rFonts w:ascii="TH Sarabun New" w:hAnsi="TH Sarabun New" w:cs="TH Sarabun New"/>
         </w:rPr>
+        <w:t>{{</w:t>
+      </w:r>
+      <w:r>
+        <w:rPr>
+          <w:rFonts w:ascii="TH Sarabun New" w:hAnsi="TH Sarabun New" w:cs="TH Sarabun New"/>
+        </w:rPr>
         <w:t>department_head_name</w:t>
+      </w:r>
+      <w:r>
+        <w:rPr>
+          <w:rFonts w:ascii="TH Sarabun New" w:hAnsi="TH Sarabun New" w:cs="TH Sarabun New"/>
+        </w:rPr>
+        <w:t>}}</w:t>
       </w:r>
       <w:r>
         <w:rPr>
@@ -1430,7 +1499,7 @@
     <w:rPrDefault>
       <w:rPr>
         <w:rFonts w:ascii="Cordia New" w:eastAsia="Cordia New" w:hAnsi="Cordia New" w:cs="Angsana New"/>
-        <w:lang w:val="en-TH" w:eastAsia="en-US" w:bidi="th-TH"/>
+        <w:lang w:val="en-US" w:eastAsia="en-US" w:bidi="th-TH"/>
       </w:rPr>
     </w:rPrDefault>
     <w:pPrDefault/>
@@ -1813,20 +1882,19 @@
     <w:lsdException w:name="Unresolved Mention" w:semiHidden="1" w:unhideWhenUsed="1"/>
     <w:lsdException w:name="Smart Link" w:semiHidden="1" w:unhideWhenUsed="1"/>
   </w:latentStyles>
-  <w:style w:type="paragraph" w:default="1" w:styleId="Normal">
+  <w:style w:type="paragraph" w:default="1" w:styleId="a">
     <w:name w:val="Normal"/>
     <w:qFormat/>
     <w:rPr>
       <w:rFonts w:cs="Cordia New"/>
       <w:sz w:val="28"/>
       <w:szCs w:val="28"/>
-      <w:lang w:val="en-US"/>
     </w:rPr>
   </w:style>
-  <w:style w:type="paragraph" w:styleId="Heading1">
+  <w:style w:type="paragraph" w:styleId="1">
     <w:name w:val="heading 1"/>
-    <w:basedOn w:val="Normal"/>
-    <w:next w:val="Normal"/>
+    <w:basedOn w:val="a"/>
+    <w:next w:val="a"/>
     <w:qFormat/>
     <w:pPr>
       <w:keepNext/>
@@ -1838,10 +1906,10 @@
       <w:szCs w:val="32"/>
     </w:rPr>
   </w:style>
-  <w:style w:type="paragraph" w:styleId="Heading2">
+  <w:style w:type="paragraph" w:styleId="2">
     <w:name w:val="heading 2"/>
-    <w:basedOn w:val="Normal"/>
-    <w:next w:val="Normal"/>
+    <w:basedOn w:val="a"/>
+    <w:next w:val="a"/>
     <w:qFormat/>
     <w:pPr>
       <w:keepNext/>
@@ -1854,10 +1922,10 @@
       <w:szCs w:val="32"/>
     </w:rPr>
   </w:style>
-  <w:style w:type="paragraph" w:styleId="Heading5">
+  <w:style w:type="paragraph" w:styleId="5">
     <w:name w:val="heading 5"/>
-    <w:basedOn w:val="Normal"/>
-    <w:next w:val="Normal"/>
+    <w:basedOn w:val="a"/>
+    <w:next w:val="a"/>
     <w:qFormat/>
     <w:pPr>
       <w:keepNext/>
@@ -1869,12 +1937,12 @@
       <w:szCs w:val="32"/>
     </w:rPr>
   </w:style>
-  <w:style w:type="character" w:default="1" w:styleId="DefaultParagraphFont">
+  <w:style w:type="character" w:default="1" w:styleId="a0">
     <w:name w:val="Default Paragraph Font"/>
     <w:uiPriority w:val="1"/>
     <w:unhideWhenUsed/>
   </w:style>
-  <w:style w:type="table" w:default="1" w:styleId="TableNormal">
+  <w:style w:type="table" w:default="1" w:styleId="a1">
     <w:name w:val="Normal Table"/>
     <w:uiPriority w:val="99"/>
     <w:semiHidden/>
@@ -1889,24 +1957,24 @@
       </w:tblCellMar>
     </w:tblPr>
   </w:style>
-  <w:style w:type="numbering" w:default="1" w:styleId="NoList">
+  <w:style w:type="numbering" w:default="1" w:styleId="a2">
     <w:name w:val="No List"/>
     <w:uiPriority w:val="99"/>
     <w:semiHidden/>
     <w:unhideWhenUsed/>
   </w:style>
-  <w:style w:type="paragraph" w:styleId="BodyText">
+  <w:style w:type="paragraph" w:styleId="a3">
     <w:name w:val="Body Text"/>
-    <w:basedOn w:val="Normal"/>
+    <w:basedOn w:val="a"/>
     <w:semiHidden/>
     <w:rPr>
       <w:sz w:val="32"/>
       <w:szCs w:val="32"/>
     </w:rPr>
   </w:style>
-  <w:style w:type="paragraph" w:styleId="Header">
+  <w:style w:type="paragraph" w:styleId="a4">
     <w:name w:val="header"/>
-    <w:basedOn w:val="Normal"/>
+    <w:basedOn w:val="a"/>
     <w:semiHidden/>
     <w:pPr>
       <w:tabs>
@@ -1915,9 +1983,9 @@
       </w:tabs>
     </w:pPr>
   </w:style>
-  <w:style w:type="paragraph" w:styleId="Footer">
+  <w:style w:type="paragraph" w:styleId="a5">
     <w:name w:val="footer"/>
-    <w:basedOn w:val="Normal"/>
+    <w:basedOn w:val="a"/>
     <w:semiHidden/>
     <w:pPr>
       <w:tabs>
@@ -1926,10 +1994,10 @@
       </w:tabs>
     </w:pPr>
   </w:style>
-  <w:style w:type="paragraph" w:styleId="HTMLPreformatted">
+  <w:style w:type="paragraph" w:styleId="HTML">
     <w:name w:val="HTML Preformatted"/>
-    <w:basedOn w:val="Normal"/>
-    <w:link w:val="HTMLPreformattedChar"/>
+    <w:basedOn w:val="a"/>
+    <w:link w:val="HTML0"/>
     <w:uiPriority w:val="99"/>
     <w:semiHidden/>
     <w:unhideWhenUsed/>
@@ -1940,9 +2008,9 @@
       <w:szCs w:val="25"/>
     </w:rPr>
   </w:style>
-  <w:style w:type="character" w:customStyle="1" w:styleId="HTMLPreformattedChar">
-    <w:name w:val="HTML Preformatted Char"/>
-    <w:link w:val="HTMLPreformatted"/>
+  <w:style w:type="character" w:customStyle="1" w:styleId="HTML0">
+    <w:name w:val="HTML ที่ได้รับการจัดรูปแบบแล้ว อักขระ"/>
+    <w:link w:val="HTML"/>
     <w:uiPriority w:val="99"/>
     <w:semiHidden/>
     <w:rsid w:val="00494480"/>

--- a/HRCP-KKU-Academic/src/main/resources/templates/docx/Phase2/p2doc_4.docx
+++ b/HRCP-KKU-Academic/src/main/resources/templates/docx/Phase2/p2doc_4.docx
@@ -177,35 +177,26 @@
           <w:rFonts w:ascii="TH Sarabun New" w:hAnsi="TH Sarabun New" w:cs="TH Sarabun New"/>
           <w:sz w:val="32"/>
           <w:szCs w:val="32"/>
-          <w:cs/>
-        </w:rPr>
-        <w:t xml:space="preserve">อว </w:t>
-      </w:r>
-      <w:r>
-        <w:rPr>
-          <w:rFonts w:ascii="TH Sarabun New" w:hAnsi="TH Sarabun New" w:cs="TH Sarabun New"/>
-          <w:sz w:val="32"/>
-          <w:szCs w:val="32"/>
-          <w:cs/>
-        </w:rPr>
-        <w:t xml:space="preserve"> </w:t>
-      </w:r>
-      <w:r>
-        <w:rPr>
-          <w:rFonts w:ascii="TH Sarabun New" w:hAnsi="TH Sarabun New" w:cs="TH Sarabun New" w:hint="cs"/>
-          <w:sz w:val="32"/>
-          <w:szCs w:val="32"/>
-          <w:cs/>
-        </w:rPr>
-        <w:t>660301.26.8/</w:t>
-      </w:r>
-      <w:r>
-        <w:rPr>
-          <w:rFonts w:ascii="TH Sarabun New" w:hAnsi="TH Sarabun New" w:cs="TH Sarabun New"/>
-          <w:sz w:val="32"/>
-          <w:szCs w:val="32"/>
-        </w:rPr>
-        <w:t>{{memo_no}}</w:t>
+        </w:rPr>
+        <w:t>{{</w:t>
+      </w:r>
+      <w:proofErr w:type="spellStart"/>
+      <w:r>
+        <w:rPr>
+          <w:rFonts w:ascii="TH Sarabun New" w:hAnsi="TH Sarabun New" w:cs="TH Sarabun New"/>
+          <w:sz w:val="32"/>
+          <w:szCs w:val="32"/>
+        </w:rPr>
+        <w:t>memo_no</w:t>
+      </w:r>
+      <w:proofErr w:type="spellEnd"/>
+      <w:r>
+        <w:rPr>
+          <w:rFonts w:ascii="TH Sarabun New" w:hAnsi="TH Sarabun New" w:cs="TH Sarabun New"/>
+          <w:sz w:val="32"/>
+          <w:szCs w:val="32"/>
+        </w:rPr>
+        <w:t>}}</w:t>
       </w:r>
       <w:r>
         <w:rPr>
@@ -291,7 +282,7 @@
     </w:p>
     <w:p>
       <w:pPr>
-        <w:pStyle w:val="1"/>
+        <w:pStyle w:val="Heading1"/>
         <w:jc w:val="thaiDistribute"/>
         <w:rPr>
           <w:rFonts w:ascii="TH Sarabun New" w:hAnsi="TH Sarabun New" w:cs="TH Sarabun New"/>
@@ -339,7 +330,7 @@
     </w:p>
     <w:p>
       <w:pPr>
-        <w:pStyle w:val="1"/>
+        <w:pStyle w:val="Heading1"/>
         <w:jc w:val="thaiDistribute"/>
         <w:rPr>
           <w:rFonts w:ascii="TH Sarabun New" w:eastAsia="Cordia New" w:hAnsi="TH Sarabun New" w:cs="TH Sarabun New"/>
@@ -381,7 +372,7 @@
     </w:p>
     <w:p>
       <w:pPr>
-        <w:pStyle w:val="1"/>
+        <w:pStyle w:val="Heading1"/>
         <w:jc w:val="thaiDistribute"/>
         <w:rPr>
           <w:rFonts w:ascii="TH Sarabun New" w:hAnsi="TH Sarabun New" w:cs="TH Sarabun New"/>
@@ -412,11 +403,25 @@
         <w:rPr>
           <w:rFonts w:ascii="TH Sarabun New" w:eastAsia="Cordia New" w:hAnsi="TH Sarabun New" w:cs="TH Sarabun New"/>
         </w:rPr>
-        <w:t xml:space="preserve">{{title}}{{applicant_name}} </w:t>
-      </w:r>
+        <w:t>{{title}}{{</w:t>
+      </w:r>
+      <w:proofErr w:type="spellStart"/>
       <w:r>
         <w:rPr>
           <w:rFonts w:ascii="TH Sarabun New" w:eastAsia="Cordia New" w:hAnsi="TH Sarabun New" w:cs="TH Sarabun New"/>
+        </w:rPr>
+        <w:t>applicant_name</w:t>
+      </w:r>
+      <w:proofErr w:type="spellEnd"/>
+      <w:r>
+        <w:rPr>
+          <w:rFonts w:ascii="TH Sarabun New" w:eastAsia="Cordia New" w:hAnsi="TH Sarabun New" w:cs="TH Sarabun New"/>
+        </w:rPr>
+        <w:t xml:space="preserve">}} </w:t>
+      </w:r>
+      <w:r>
+        <w:rPr>
+          <w:rFonts w:ascii="TH Sarabun New" w:eastAsia="Cordia New" w:hAnsi="TH Sarabun New" w:cs="TH Sarabun New"/>
           <w:cs/>
         </w:rPr>
         <w:t>ตำแหน่ง</w:t>
@@ -432,11 +437,25 @@
         <w:rPr>
           <w:rFonts w:ascii="TH Sarabun New" w:eastAsia="Cordia New" w:hAnsi="TH Sarabun New" w:cs="TH Sarabun New"/>
         </w:rPr>
-        <w:t>{{current_position}}</w:t>
-      </w:r>
+        <w:t>{{</w:t>
+      </w:r>
+      <w:proofErr w:type="spellStart"/>
       <w:r>
         <w:rPr>
           <w:rFonts w:ascii="TH Sarabun New" w:eastAsia="Cordia New" w:hAnsi="TH Sarabun New" w:cs="TH Sarabun New"/>
+        </w:rPr>
+        <w:t>current_position</w:t>
+      </w:r>
+      <w:proofErr w:type="spellEnd"/>
+      <w:r>
+        <w:rPr>
+          <w:rFonts w:ascii="TH Sarabun New" w:eastAsia="Cordia New" w:hAnsi="TH Sarabun New" w:cs="TH Sarabun New"/>
+        </w:rPr>
+        <w:t>}}</w:t>
+      </w:r>
+      <w:r>
+        <w:rPr>
+          <w:rFonts w:ascii="TH Sarabun New" w:eastAsia="Cordia New" w:hAnsi="TH Sarabun New" w:cs="TH Sarabun New"/>
           <w:cs/>
         </w:rPr>
         <w:t xml:space="preserve"> </w:t>
@@ -471,7 +490,7 @@
     </w:p>
     <w:p>
       <w:pPr>
-        <w:pStyle w:val="1"/>
+        <w:pStyle w:val="Heading1"/>
         <w:jc w:val="thaiDistribute"/>
         <w:rPr>
           <w:rFonts w:ascii="TH Sarabun New" w:eastAsia="Cordia New" w:hAnsi="TH Sarabun New" w:cs="TH Sarabun New"/>
@@ -503,12 +522,14 @@
         </w:rPr>
         <w:t xml:space="preserve"> {{</w:t>
       </w:r>
+      <w:proofErr w:type="spellStart"/>
       <w:r>
         <w:rPr>
           <w:rFonts w:ascii="TH Sarabun New" w:eastAsia="Cordia New" w:hAnsi="TH Sarabun New" w:cs="TH Sarabun New"/>
         </w:rPr>
         <w:t>request_position</w:t>
       </w:r>
+      <w:proofErr w:type="spellEnd"/>
       <w:r>
         <w:rPr>
           <w:rFonts w:ascii="TH Sarabun New" w:eastAsia="Cordia New" w:hAnsi="TH Sarabun New" w:cs="TH Sarabun New"/>
@@ -568,7 +589,25 @@
           <w:sz w:val="32"/>
           <w:szCs w:val="32"/>
         </w:rPr>
-        <w:t>{{master_thesis}}</w:t>
+        <w:t>{{</w:t>
+      </w:r>
+      <w:proofErr w:type="spellStart"/>
+      <w:r>
+        <w:rPr>
+          <w:rFonts w:ascii="TH Sarabun New" w:hAnsi="TH Sarabun New" w:cs="TH Sarabun New"/>
+          <w:sz w:val="32"/>
+          <w:szCs w:val="32"/>
+        </w:rPr>
+        <w:t>master_thesis</w:t>
+      </w:r>
+      <w:proofErr w:type="spellEnd"/>
+      <w:r>
+        <w:rPr>
+          <w:rFonts w:ascii="TH Sarabun New" w:hAnsi="TH Sarabun New" w:cs="TH Sarabun New"/>
+          <w:sz w:val="32"/>
+          <w:szCs w:val="32"/>
+        </w:rPr>
+        <w:t>}}</w:t>
       </w:r>
       <w:r>
         <w:rPr>
@@ -612,6 +651,7 @@
         </w:rPr>
         <w:t xml:space="preserve"> {{</w:t>
       </w:r>
+      <w:proofErr w:type="spellStart"/>
       <w:r>
         <w:rPr>
           <w:rFonts w:ascii="TH Sarabun New" w:hAnsi="TH Sarabun New" w:cs="TH Sarabun New"/>
@@ -620,6 +660,7 @@
         </w:rPr>
         <w:t>master_thesis_title</w:t>
       </w:r>
+      <w:proofErr w:type="spellEnd"/>
       <w:r>
         <w:rPr>
           <w:rFonts w:ascii="TH Sarabun New" w:hAnsi="TH Sarabun New" w:cs="TH Sarabun New"/>
@@ -654,7 +695,25 @@
           <w:sz w:val="32"/>
           <w:szCs w:val="32"/>
         </w:rPr>
-        <w:t>{{doctoral_thesis}}</w:t>
+        <w:t>{{</w:t>
+      </w:r>
+      <w:proofErr w:type="spellStart"/>
+      <w:r>
+        <w:rPr>
+          <w:rFonts w:ascii="TH Sarabun New" w:hAnsi="TH Sarabun New" w:cs="TH Sarabun New"/>
+          <w:sz w:val="32"/>
+          <w:szCs w:val="32"/>
+        </w:rPr>
+        <w:t>doctoral_thesis</w:t>
+      </w:r>
+      <w:proofErr w:type="spellEnd"/>
+      <w:r>
+        <w:rPr>
+          <w:rFonts w:ascii="TH Sarabun New" w:hAnsi="TH Sarabun New" w:cs="TH Sarabun New"/>
+          <w:sz w:val="32"/>
+          <w:szCs w:val="32"/>
+        </w:rPr>
+        <w:t>}}</w:t>
       </w:r>
       <w:r>
         <w:rPr>
@@ -698,6 +757,7 @@
         </w:rPr>
         <w:t xml:space="preserve"> {{</w:t>
       </w:r>
+      <w:proofErr w:type="spellStart"/>
       <w:r>
         <w:rPr>
           <w:rFonts w:ascii="TH Sarabun New" w:hAnsi="TH Sarabun New" w:cs="TH Sarabun New"/>
@@ -706,6 +766,7 @@
         </w:rPr>
         <w:t>doctoral_thesis_title</w:t>
       </w:r>
+      <w:proofErr w:type="spellEnd"/>
       <w:r>
         <w:rPr>
           <w:rFonts w:ascii="TH Sarabun New" w:hAnsi="TH Sarabun New" w:cs="TH Sarabun New"/>
@@ -717,7 +778,7 @@
     </w:p>
     <w:p>
       <w:pPr>
-        <w:pStyle w:val="a3"/>
+        <w:pStyle w:val="BodyText"/>
         <w:jc w:val="thaiDistribute"/>
         <w:rPr>
           <w:rFonts w:ascii="TH Sarabun New" w:hAnsi="TH Sarabun New" w:cs="TH Sarabun New"/>
@@ -733,7 +794,7 @@
     </w:p>
     <w:p>
       <w:pPr>
-        <w:pStyle w:val="a3"/>
+        <w:pStyle w:val="BodyText"/>
         <w:numPr>
           <w:ilvl w:val="0"/>
           <w:numId w:val="1"/>
@@ -757,7 +818,7 @@
     </w:p>
     <w:p>
       <w:pPr>
-        <w:pStyle w:val="a3"/>
+        <w:pStyle w:val="BodyText"/>
         <w:ind w:left="360"/>
         <w:jc w:val="thaiDistribute"/>
         <w:rPr>
@@ -774,7 +835,21 @@
         <w:rPr>
           <w:rFonts w:ascii="TH Sarabun New" w:hAnsi="TH Sarabun New" w:cs="TH Sarabun New"/>
         </w:rPr>
-        <w:t>{{academic_paper_not_part_edu}}</w:t>
+        <w:t>{{</w:t>
+      </w:r>
+      <w:proofErr w:type="spellStart"/>
+      <w:r>
+        <w:rPr>
+          <w:rFonts w:ascii="TH Sarabun New" w:hAnsi="TH Sarabun New" w:cs="TH Sarabun New"/>
+        </w:rPr>
+        <w:t>academic_paper_not_part_edu</w:t>
+      </w:r>
+      <w:proofErr w:type="spellEnd"/>
+      <w:r>
+        <w:rPr>
+          <w:rFonts w:ascii="TH Sarabun New" w:hAnsi="TH Sarabun New" w:cs="TH Sarabun New"/>
+        </w:rPr>
+        <w:t>}}</w:t>
       </w:r>
       <w:r>
         <w:rPr>
@@ -792,7 +867,7 @@
     </w:p>
     <w:p>
       <w:pPr>
-        <w:pStyle w:val="a3"/>
+        <w:pStyle w:val="BodyText"/>
         <w:ind w:left="360"/>
         <w:rPr>
           <w:rFonts w:ascii="TH Sarabun New" w:hAnsi="TH Sarabun New" w:cs="TH Sarabun New"/>
@@ -808,7 +883,21 @@
         <w:rPr>
           <w:rFonts w:ascii="TH Sarabun New" w:hAnsi="TH Sarabun New" w:cs="TH Sarabun New"/>
         </w:rPr>
-        <w:t>{{academic_paper_is_part_edu}}</w:t>
+        <w:t>{{</w:t>
+      </w:r>
+      <w:proofErr w:type="spellStart"/>
+      <w:r>
+        <w:rPr>
+          <w:rFonts w:ascii="TH Sarabun New" w:hAnsi="TH Sarabun New" w:cs="TH Sarabun New"/>
+        </w:rPr>
+        <w:t>academic_paper_is_part_edu</w:t>
+      </w:r>
+      <w:proofErr w:type="spellEnd"/>
+      <w:r>
+        <w:rPr>
+          <w:rFonts w:ascii="TH Sarabun New" w:hAnsi="TH Sarabun New" w:cs="TH Sarabun New"/>
+        </w:rPr>
+        <w:t>}}</w:t>
       </w:r>
       <w:r>
         <w:rPr>
@@ -847,7 +936,21 @@
         <w:rPr>
           <w:rFonts w:ascii="TH Sarabun New" w:hAnsi="TH Sarabun New" w:cs="TH Sarabun New"/>
         </w:rPr>
-        <w:t>{{academic_paper_count}}</w:t>
+        <w:t>{{</w:t>
+      </w:r>
+      <w:proofErr w:type="spellStart"/>
+      <w:r>
+        <w:rPr>
+          <w:rFonts w:ascii="TH Sarabun New" w:hAnsi="TH Sarabun New" w:cs="TH Sarabun New"/>
+        </w:rPr>
+        <w:t>academic_paper_count</w:t>
+      </w:r>
+      <w:proofErr w:type="spellEnd"/>
+      <w:r>
+        <w:rPr>
+          <w:rFonts w:ascii="TH Sarabun New" w:hAnsi="TH Sarabun New" w:cs="TH Sarabun New"/>
+        </w:rPr>
+        <w:t>}}</w:t>
       </w:r>
       <w:r>
         <w:rPr>
@@ -872,7 +975,7 @@
     </w:p>
     <w:p>
       <w:pPr>
-        <w:pStyle w:val="a3"/>
+        <w:pStyle w:val="BodyText"/>
         <w:ind w:left="360"/>
         <w:rPr>
           <w:rFonts w:ascii="TH Sarabun New" w:hAnsi="TH Sarabun New" w:cs="TH Sarabun New"/>
@@ -911,7 +1014,7 @@
     </w:p>
     <w:p>
       <w:pPr>
-        <w:pStyle w:val="a3"/>
+        <w:pStyle w:val="BodyText"/>
         <w:jc w:val="thaiDistribute"/>
         <w:rPr>
           <w:rFonts w:ascii="TH Sarabun New" w:hAnsi="TH Sarabun New" w:cs="TH Sarabun New"/>
@@ -946,7 +1049,7 @@
     </w:p>
     <w:p>
       <w:pPr>
-        <w:pStyle w:val="a3"/>
+        <w:pStyle w:val="BodyText"/>
         <w:jc w:val="thaiDistribute"/>
         <w:rPr>
           <w:rFonts w:ascii="TH Sarabun New" w:hAnsi="TH Sarabun New" w:cs="TH Sarabun New"/>
@@ -959,12 +1062,14 @@
         <w:tab/>
         <w:t>{{</w:t>
       </w:r>
+      <w:proofErr w:type="spellStart"/>
       <w:r>
         <w:rPr>
           <w:rFonts w:ascii="TH Sarabun New" w:hAnsi="TH Sarabun New" w:cs="TH Sarabun New"/>
         </w:rPr>
         <w:t>academic_paper_additional_detail</w:t>
       </w:r>
+      <w:proofErr w:type="spellEnd"/>
       <w:r>
         <w:rPr>
           <w:rFonts w:ascii="TH Sarabun New" w:hAnsi="TH Sarabun New" w:cs="TH Sarabun New"/>
@@ -974,7 +1079,7 @@
     </w:p>
     <w:p>
       <w:pPr>
-        <w:pStyle w:val="a3"/>
+        <w:pStyle w:val="BodyText"/>
         <w:numPr>
           <w:ilvl w:val="0"/>
           <w:numId w:val="1"/>
@@ -998,7 +1103,7 @@
     </w:p>
     <w:p>
       <w:pPr>
-        <w:pStyle w:val="a3"/>
+        <w:pStyle w:val="BodyText"/>
         <w:ind w:left="360"/>
         <w:jc w:val="thaiDistribute"/>
         <w:rPr>
@@ -1015,7 +1120,21 @@
         <w:rPr>
           <w:rFonts w:ascii="TH Sarabun New" w:hAnsi="TH Sarabun New" w:cs="TH Sarabun New"/>
         </w:rPr>
-        <w:t>{{research_not_part_edu}}</w:t>
+        <w:t>{{</w:t>
+      </w:r>
+      <w:proofErr w:type="spellStart"/>
+      <w:r>
+        <w:rPr>
+          <w:rFonts w:ascii="TH Sarabun New" w:hAnsi="TH Sarabun New" w:cs="TH Sarabun New"/>
+        </w:rPr>
+        <w:t>research_not_part_edu</w:t>
+      </w:r>
+      <w:proofErr w:type="spellEnd"/>
+      <w:r>
+        <w:rPr>
+          <w:rFonts w:ascii="TH Sarabun New" w:hAnsi="TH Sarabun New" w:cs="TH Sarabun New"/>
+        </w:rPr>
+        <w:t>}}</w:t>
       </w:r>
       <w:r>
         <w:rPr>
@@ -1033,7 +1152,7 @@
     </w:p>
     <w:p>
       <w:pPr>
-        <w:pStyle w:val="a3"/>
+        <w:pStyle w:val="BodyText"/>
         <w:ind w:left="360"/>
         <w:jc w:val="thaiDistribute"/>
         <w:rPr>
@@ -1050,7 +1169,21 @@
         <w:rPr>
           <w:rFonts w:ascii="TH Sarabun New" w:hAnsi="TH Sarabun New" w:cs="TH Sarabun New"/>
         </w:rPr>
-        <w:t>{{research_is_part_edu}}</w:t>
+        <w:t>{{</w:t>
+      </w:r>
+      <w:proofErr w:type="spellStart"/>
+      <w:r>
+        <w:rPr>
+          <w:rFonts w:ascii="TH Sarabun New" w:hAnsi="TH Sarabun New" w:cs="TH Sarabun New"/>
+        </w:rPr>
+        <w:t>research_is_part_edu</w:t>
+      </w:r>
+      <w:proofErr w:type="spellEnd"/>
+      <w:r>
+        <w:rPr>
+          <w:rFonts w:ascii="TH Sarabun New" w:hAnsi="TH Sarabun New" w:cs="TH Sarabun New"/>
+        </w:rPr>
+        <w:t>}}</w:t>
       </w:r>
       <w:r>
         <w:rPr>
@@ -1089,7 +1222,21 @@
         <w:rPr>
           <w:rFonts w:ascii="TH Sarabun New" w:hAnsi="TH Sarabun New" w:cs="TH Sarabun New"/>
         </w:rPr>
-        <w:t>{{research_count}}</w:t>
+        <w:t>{{</w:t>
+      </w:r>
+      <w:proofErr w:type="spellStart"/>
+      <w:r>
+        <w:rPr>
+          <w:rFonts w:ascii="TH Sarabun New" w:hAnsi="TH Sarabun New" w:cs="TH Sarabun New"/>
+        </w:rPr>
+        <w:t>research_count</w:t>
+      </w:r>
+      <w:proofErr w:type="spellEnd"/>
+      <w:r>
+        <w:rPr>
+          <w:rFonts w:ascii="TH Sarabun New" w:hAnsi="TH Sarabun New" w:cs="TH Sarabun New"/>
+        </w:rPr>
+        <w:t>}}</w:t>
       </w:r>
       <w:r>
         <w:rPr>
@@ -1107,7 +1254,7 @@
     </w:p>
     <w:p>
       <w:pPr>
-        <w:pStyle w:val="a3"/>
+        <w:pStyle w:val="BodyText"/>
         <w:ind w:left="360"/>
         <w:jc w:val="thaiDistribute"/>
         <w:rPr>
@@ -1118,18 +1265,32 @@
         <w:rPr>
           <w:rFonts w:ascii="TH Sarabun New" w:hAnsi="TH Sarabun New" w:cs="TH Sarabun New"/>
         </w:rPr>
-        <w:t>{{index}}{{research_title}</w:t>
-      </w:r>
+        <w:t>{{index}}{{</w:t>
+      </w:r>
+      <w:proofErr w:type="spellStart"/>
+      <w:r>
+        <w:rPr>
+          <w:rFonts w:ascii="TH Sarabun New" w:hAnsi="TH Sarabun New" w:cs="TH Sarabun New"/>
+        </w:rPr>
+        <w:t>research_title</w:t>
+      </w:r>
+      <w:proofErr w:type="spellEnd"/>
       <w:r>
         <w:rPr>
           <w:rFonts w:ascii="TH Sarabun New" w:hAnsi="TH Sarabun New" w:cs="TH Sarabun New"/>
         </w:rPr>
         <w:t>}</w:t>
       </w:r>
-    </w:p>
-    <w:p>
-      <w:pPr>
-        <w:pStyle w:val="a3"/>
+      <w:r>
+        <w:rPr>
+          <w:rFonts w:ascii="TH Sarabun New" w:hAnsi="TH Sarabun New" w:cs="TH Sarabun New"/>
+        </w:rPr>
+        <w:t>}</w:t>
+      </w:r>
+    </w:p>
+    <w:p>
+      <w:pPr>
+        <w:pStyle w:val="BodyText"/>
         <w:jc w:val="thaiDistribute"/>
         <w:rPr>
           <w:rFonts w:ascii="TH Sarabun New" w:hAnsi="TH Sarabun New" w:cs="TH Sarabun New"/>
@@ -1164,7 +1325,7 @@
     </w:p>
     <w:p>
       <w:pPr>
-        <w:pStyle w:val="a3"/>
+        <w:pStyle w:val="BodyText"/>
         <w:jc w:val="thaiDistribute"/>
         <w:rPr>
           <w:rFonts w:ascii="TH Sarabun New" w:hAnsi="TH Sarabun New" w:cs="TH Sarabun New"/>
@@ -1177,12 +1338,14 @@
         <w:tab/>
         <w:t>{{</w:t>
       </w:r>
+      <w:proofErr w:type="spellStart"/>
       <w:r>
         <w:rPr>
           <w:rFonts w:ascii="TH Sarabun New" w:hAnsi="TH Sarabun New" w:cs="TH Sarabun New"/>
         </w:rPr>
         <w:t>research_additional_detail</w:t>
       </w:r>
+      <w:proofErr w:type="spellEnd"/>
       <w:r>
         <w:rPr>
           <w:rFonts w:ascii="TH Sarabun New" w:hAnsi="TH Sarabun New" w:cs="TH Sarabun New"/>
@@ -1192,7 +1355,7 @@
     </w:p>
     <w:p>
       <w:pPr>
-        <w:pStyle w:val="a3"/>
+        <w:pStyle w:val="BodyText"/>
         <w:ind w:left="360" w:firstLine="360"/>
         <w:jc w:val="thaiDistribute"/>
         <w:rPr>
@@ -1215,7 +1378,7 @@
     </w:p>
     <w:p>
       <w:pPr>
-        <w:pStyle w:val="a3"/>
+        <w:pStyle w:val="BodyText"/>
         <w:ind w:left="360" w:firstLine="360"/>
         <w:jc w:val="thaiDistribute"/>
         <w:rPr>
@@ -1225,7 +1388,7 @@
     </w:p>
     <w:p>
       <w:pPr>
-        <w:pStyle w:val="a3"/>
+        <w:pStyle w:val="BodyText"/>
         <w:jc w:val="center"/>
         <w:rPr>
           <w:rFonts w:ascii="TH Sarabun New" w:hAnsi="TH Sarabun New" w:cs="TH Sarabun New"/>
@@ -1266,7 +1429,7 @@
     </w:p>
     <w:p>
       <w:pPr>
-        <w:pStyle w:val="a3"/>
+        <w:pStyle w:val="BodyText"/>
         <w:jc w:val="center"/>
         <w:rPr>
           <w:rFonts w:ascii="TH Sarabun New" w:hAnsi="TH Sarabun New" w:cs="TH Sarabun New"/>
@@ -1282,7 +1445,21 @@
         <w:rPr>
           <w:rFonts w:ascii="TH Sarabun New" w:hAnsi="TH Sarabun New" w:cs="TH Sarabun New"/>
         </w:rPr>
-        <w:t>{{title}}{{applicant_name}}</w:t>
+        <w:t>{{title}}{{</w:t>
+      </w:r>
+      <w:proofErr w:type="spellStart"/>
+      <w:r>
+        <w:rPr>
+          <w:rFonts w:ascii="TH Sarabun New" w:hAnsi="TH Sarabun New" w:cs="TH Sarabun New"/>
+        </w:rPr>
+        <w:t>applicant_name</w:t>
+      </w:r>
+      <w:proofErr w:type="spellEnd"/>
+      <w:r>
+        <w:rPr>
+          <w:rFonts w:ascii="TH Sarabun New" w:hAnsi="TH Sarabun New" w:cs="TH Sarabun New"/>
+        </w:rPr>
+        <w:t>}}</w:t>
       </w:r>
       <w:r>
         <w:rPr>
@@ -1293,7 +1470,7 @@
     </w:p>
     <w:p>
       <w:pPr>
-        <w:pStyle w:val="a3"/>
+        <w:pStyle w:val="BodyText"/>
         <w:jc w:val="center"/>
         <w:rPr>
           <w:rFonts w:ascii="TH Sarabun New" w:hAnsi="TH Sarabun New" w:cs="TH Sarabun New"/>
@@ -1334,7 +1511,7 @@
     </w:p>
     <w:p>
       <w:pPr>
-        <w:pStyle w:val="a3"/>
+        <w:pStyle w:val="BodyText"/>
         <w:jc w:val="center"/>
         <w:rPr>
           <w:rFonts w:ascii="TH Sarabun New" w:hAnsi="TH Sarabun New" w:cs="TH Sarabun New"/>
@@ -1353,12 +1530,14 @@
         </w:rPr>
         <w:t>{{</w:t>
       </w:r>
+      <w:proofErr w:type="spellStart"/>
       <w:r>
         <w:rPr>
           <w:rFonts w:ascii="TH Sarabun New" w:hAnsi="TH Sarabun New" w:cs="TH Sarabun New"/>
         </w:rPr>
         <w:t>department_head_name</w:t>
       </w:r>
+      <w:proofErr w:type="spellEnd"/>
       <w:r>
         <w:rPr>
           <w:rFonts w:ascii="TH Sarabun New" w:hAnsi="TH Sarabun New" w:cs="TH Sarabun New"/>
@@ -1882,7 +2061,7 @@
     <w:lsdException w:name="Unresolved Mention" w:semiHidden="1" w:unhideWhenUsed="1"/>
     <w:lsdException w:name="Smart Link" w:semiHidden="1" w:unhideWhenUsed="1"/>
   </w:latentStyles>
-  <w:style w:type="paragraph" w:default="1" w:styleId="a">
+  <w:style w:type="paragraph" w:default="1" w:styleId="Normal">
     <w:name w:val="Normal"/>
     <w:qFormat/>
     <w:rPr>
@@ -1891,10 +2070,10 @@
       <w:szCs w:val="28"/>
     </w:rPr>
   </w:style>
-  <w:style w:type="paragraph" w:styleId="1">
+  <w:style w:type="paragraph" w:styleId="Heading1">
     <w:name w:val="heading 1"/>
-    <w:basedOn w:val="a"/>
-    <w:next w:val="a"/>
+    <w:basedOn w:val="Normal"/>
+    <w:next w:val="Normal"/>
     <w:qFormat/>
     <w:pPr>
       <w:keepNext/>
@@ -1906,10 +2085,10 @@
       <w:szCs w:val="32"/>
     </w:rPr>
   </w:style>
-  <w:style w:type="paragraph" w:styleId="2">
+  <w:style w:type="paragraph" w:styleId="Heading2">
     <w:name w:val="heading 2"/>
-    <w:basedOn w:val="a"/>
-    <w:next w:val="a"/>
+    <w:basedOn w:val="Normal"/>
+    <w:next w:val="Normal"/>
     <w:qFormat/>
     <w:pPr>
       <w:keepNext/>
@@ -1922,10 +2101,10 @@
       <w:szCs w:val="32"/>
     </w:rPr>
   </w:style>
-  <w:style w:type="paragraph" w:styleId="5">
+  <w:style w:type="paragraph" w:styleId="Heading5">
     <w:name w:val="heading 5"/>
-    <w:basedOn w:val="a"/>
-    <w:next w:val="a"/>
+    <w:basedOn w:val="Normal"/>
+    <w:next w:val="Normal"/>
     <w:qFormat/>
     <w:pPr>
       <w:keepNext/>
@@ -1937,12 +2116,13 @@
       <w:szCs w:val="32"/>
     </w:rPr>
   </w:style>
-  <w:style w:type="character" w:default="1" w:styleId="a0">
+  <w:style w:type="character" w:default="1" w:styleId="DefaultParagraphFont">
     <w:name w:val="Default Paragraph Font"/>
     <w:uiPriority w:val="1"/>
+    <w:semiHidden/>
     <w:unhideWhenUsed/>
   </w:style>
-  <w:style w:type="table" w:default="1" w:styleId="a1">
+  <w:style w:type="table" w:default="1" w:styleId="TableNormal">
     <w:name w:val="Normal Table"/>
     <w:uiPriority w:val="99"/>
     <w:semiHidden/>
@@ -1957,24 +2137,24 @@
       </w:tblCellMar>
     </w:tblPr>
   </w:style>
-  <w:style w:type="numbering" w:default="1" w:styleId="a2">
+  <w:style w:type="numbering" w:default="1" w:styleId="NoList">
     <w:name w:val="No List"/>
     <w:uiPriority w:val="99"/>
     <w:semiHidden/>
     <w:unhideWhenUsed/>
   </w:style>
-  <w:style w:type="paragraph" w:styleId="a3">
+  <w:style w:type="paragraph" w:styleId="BodyText">
     <w:name w:val="Body Text"/>
-    <w:basedOn w:val="a"/>
+    <w:basedOn w:val="Normal"/>
     <w:semiHidden/>
     <w:rPr>
       <w:sz w:val="32"/>
       <w:szCs w:val="32"/>
     </w:rPr>
   </w:style>
-  <w:style w:type="paragraph" w:styleId="a4">
+  <w:style w:type="paragraph" w:styleId="Header">
     <w:name w:val="header"/>
-    <w:basedOn w:val="a"/>
+    <w:basedOn w:val="Normal"/>
     <w:semiHidden/>
     <w:pPr>
       <w:tabs>
@@ -1983,9 +2163,9 @@
       </w:tabs>
     </w:pPr>
   </w:style>
-  <w:style w:type="paragraph" w:styleId="a5">
+  <w:style w:type="paragraph" w:styleId="Footer">
     <w:name w:val="footer"/>
-    <w:basedOn w:val="a"/>
+    <w:basedOn w:val="Normal"/>
     <w:semiHidden/>
     <w:pPr>
       <w:tabs>
@@ -1994,10 +2174,10 @@
       </w:tabs>
     </w:pPr>
   </w:style>
-  <w:style w:type="paragraph" w:styleId="HTML">
+  <w:style w:type="paragraph" w:styleId="HTMLPreformatted">
     <w:name w:val="HTML Preformatted"/>
-    <w:basedOn w:val="a"/>
-    <w:link w:val="HTML0"/>
+    <w:basedOn w:val="Normal"/>
+    <w:link w:val="HTMLPreformattedChar"/>
     <w:uiPriority w:val="99"/>
     <w:semiHidden/>
     <w:unhideWhenUsed/>
@@ -2008,9 +2188,9 @@
       <w:szCs w:val="25"/>
     </w:rPr>
   </w:style>
-  <w:style w:type="character" w:customStyle="1" w:styleId="HTML0">
-    <w:name w:val="HTML ที่ได้รับการจัดรูปแบบแล้ว อักขระ"/>
-    <w:link w:val="HTML"/>
+  <w:style w:type="character" w:customStyle="1" w:styleId="HTMLPreformattedChar">
+    <w:name w:val="HTML Preformatted Char"/>
+    <w:link w:val="HTMLPreformatted"/>
     <w:uiPriority w:val="99"/>
     <w:semiHidden/>
     <w:rsid w:val="00494480"/>

--- a/HRCP-KKU-Academic/src/main/resources/templates/docx/Phase2/p2doc_4.docx
+++ b/HRCP-KKU-Academic/src/main/resources/templates/docx/Phase2/p2doc_4.docx
@@ -869,6 +869,7 @@
       <w:pPr>
         <w:pStyle w:val="BodyText"/>
         <w:ind w:left="360"/>
+        <w:jc w:val="thaiDistribute"/>
         <w:rPr>
           <w:rFonts w:ascii="TH Sarabun New" w:hAnsi="TH Sarabun New" w:cs="TH Sarabun New"/>
         </w:rPr>
